--- a/task2-fundamental-technical-analysis/Fundamental_and_Technical_Analysis_Mahindra_Mahindra.docx
+++ b/task2-fundamental-technical-analysis/Fundamental_and_Technical_Analysis_Mahindra_Mahindra.docx
@@ -558,10 +558,202 @@
           </w:p>
         </w:tc>
       </w:tr>
+      <w:tr>
+        <w:tc>
+          <w:tcPr>
+            <w:tcW w:type="dxa" w:w="3408"/>
+          </w:tcPr>
+          <w:p>
+            <w:r>
+              <w:t>Total assets FY25</w:t>
+            </w:r>
+          </w:p>
+        </w:tc>
+        <w:tc>
+          <w:tcPr>
+            <w:tcW w:type="dxa" w:w="3408"/>
+          </w:tcPr>
+          <w:p>
+            <w:r>
+              <w:t>₹277,586.27 cr</w:t>
+            </w:r>
+          </w:p>
+        </w:tc>
+        <w:tc>
+          <w:tcPr>
+            <w:tcW w:type="dxa" w:w="3408"/>
+          </w:tcPr>
+          <w:p>
+            <w:r>
+              <w:t>Audited consolidated balance sheet at 31 March 2025</w:t>
+            </w:r>
+          </w:p>
+        </w:tc>
+      </w:tr>
+      <w:tr>
+        <w:tc>
+          <w:tcPr>
+            <w:tcW w:type="dxa" w:w="3408"/>
+          </w:tcPr>
+          <w:p>
+            <w:r>
+              <w:t>Total assets FY26</w:t>
+            </w:r>
+          </w:p>
+        </w:tc>
+        <w:tc>
+          <w:tcPr>
+            <w:tcW w:type="dxa" w:w="3408"/>
+          </w:tcPr>
+          <w:p>
+            <w:r>
+              <w:t>₹317,634.64 cr</w:t>
+            </w:r>
+          </w:p>
+        </w:tc>
+        <w:tc>
+          <w:tcPr>
+            <w:tcW w:type="dxa" w:w="3408"/>
+          </w:tcPr>
+          <w:p>
+            <w:r>
+              <w:t>Audited consolidated balance sheet at 31 March 2026</w:t>
+            </w:r>
+          </w:p>
+        </w:tc>
+      </w:tr>
+      <w:tr>
+        <w:tc>
+          <w:tcPr>
+            <w:tcW w:type="dxa" w:w="3408"/>
+          </w:tcPr>
+          <w:p>
+            <w:r>
+              <w:t>Total current assets / current liabilities FY25</w:t>
+            </w:r>
+          </w:p>
+        </w:tc>
+        <w:tc>
+          <w:tcPr>
+            <w:tcW w:type="dxa" w:w="3408"/>
+          </w:tcPr>
+          <w:p>
+            <w:r>
+              <w:t>1.40x</w:t>
+            </w:r>
+          </w:p>
+        </w:tc>
+        <w:tc>
+          <w:tcPr>
+            <w:tcW w:type="dxa" w:w="3408"/>
+          </w:tcPr>
+          <w:p>
+            <w:r>
+              <w:t>Current assets divided by current liabilities; group-wide indicator only</w:t>
+            </w:r>
+          </w:p>
+        </w:tc>
+      </w:tr>
+      <w:tr>
+        <w:tc>
+          <w:tcPr>
+            <w:tcW w:type="dxa" w:w="3408"/>
+          </w:tcPr>
+          <w:p>
+            <w:r>
+              <w:t>Total current assets / current liabilities FY26</w:t>
+            </w:r>
+          </w:p>
+        </w:tc>
+        <w:tc>
+          <w:tcPr>
+            <w:tcW w:type="dxa" w:w="3408"/>
+          </w:tcPr>
+          <w:p>
+            <w:r>
+              <w:t>1.27x</w:t>
+            </w:r>
+          </w:p>
+        </w:tc>
+        <w:tc>
+          <w:tcPr>
+            <w:tcW w:type="dxa" w:w="3408"/>
+          </w:tcPr>
+          <w:p>
+            <w:r>
+              <w:t>Current assets divided by current liabilities; group-wide indicator only</w:t>
+            </w:r>
+          </w:p>
+        </w:tc>
+      </w:tr>
+      <w:tr>
+        <w:tc>
+          <w:tcPr>
+            <w:tcW w:type="dxa" w:w="3408"/>
+          </w:tcPr>
+          <w:p>
+            <w:r>
+              <w:t>Gross borrowings / total equity FY25</w:t>
+            </w:r>
+          </w:p>
+        </w:tc>
+        <w:tc>
+          <w:tcPr>
+            <w:tcW w:type="dxa" w:w="3408"/>
+          </w:tcPr>
+          <w:p>
+            <w:r>
+              <w:t>1.36x</w:t>
+            </w:r>
+          </w:p>
+        </w:tc>
+        <w:tc>
+          <w:tcPr>
+            <w:tcW w:type="dxa" w:w="3408"/>
+          </w:tcPr>
+          <w:p>
+            <w:r>
+              <w:t>Current plus non-current borrowings / total equity including NCI; not an industrial net-debt ratio</w:t>
+            </w:r>
+          </w:p>
+        </w:tc>
+      </w:tr>
+      <w:tr>
+        <w:tc>
+          <w:tcPr>
+            <w:tcW w:type="dxa" w:w="3408"/>
+          </w:tcPr>
+          <w:p>
+            <w:r>
+              <w:t>Gross borrowings / total equity FY26</w:t>
+            </w:r>
+          </w:p>
+        </w:tc>
+        <w:tc>
+          <w:tcPr>
+            <w:tcW w:type="dxa" w:w="3408"/>
+          </w:tcPr>
+          <w:p>
+            <w:r>
+              <w:t>1.18x</w:t>
+            </w:r>
+          </w:p>
+        </w:tc>
+        <w:tc>
+          <w:tcPr>
+            <w:tcW w:type="dxa" w:w="3408"/>
+          </w:tcPr>
+          <w:p>
+            <w:r>
+              <w:t>Current plus non-current borrowings / total equity including NCI; not an industrial net-debt ratio</w:t>
+            </w:r>
+          </w:p>
+        </w:tc>
+      </w:tr>
     </w:tbl>
     <w:p>
       <w:r>
-        <w:t>The CFO-minus-capex metric is not a full standardized free-cash-flow calculation. Consolidated cash-flow statements include financial-services receivables, investment purchases and sales, deposits and other group flows. A manufacturer-only cash conversion ratio would require segment-level detail and consistent working-capital definitions. For the same reason, a generic current ratio or debt/equity figure for this diversified group may mislead if read as a pure automotive metric.</w:t>
+        <w:t>The audited consolidated balance sheet reports total assets of ₹277,586.27 crore at March 2025 and ₹317,634.64 crore at March 2026; total equity including non-controlling interests increased from ₹89,098.00 crore to ₹109,491.00 crore. Total current assets / total current liabilities decreased from 1.40x to 1.27x, while current plus non-current borrowings divided by total equity decreased from approximately 1.36x to 1.18x [F6]. These are broad group ratios only: the group includes a large lending business, whose loans, funding and liquidity profile are fundamentally different from the inventory-and-trade-credit model of a vehicle manufacturer. They should not be interpreted as a standalone automotive working-capital or industrial gearing test.</w:t>
       </w:r>
     </w:p>
     <w:p>
@@ -900,7 +1092,7 @@
     </w:p>
     <w:p>
       <w:r>
-        <w:t>Market-data run timestamp: 2026-10-13T19:33:38+00:00; requested history 5y; observed price range 2021-10-13 to 2026-10-12. Exact tickers and observations are in outputs/run_metadata.json.</w:t>
+        <w:t>Market-data run timestamp: 2026-10-13T19:34:27+00:00; requested history 5y; observed price range 2021-10-13 to 2026-10-12. Exact tickers and observations are in outputs/run_metadata.json.</w:t>
       </w:r>
     </w:p>
     <w:sectPr>

--- a/task2-fundamental-technical-analysis/Fundamental_and_Technical_Analysis_Mahindra_Mahindra.docx
+++ b/task2-fundamental-technical-analysis/Fundamental_and_Technical_Analysis_Mahindra_Mahindra.docx
@@ -880,7 +880,7 @@
     </w:p>
     <w:p>
       <w:r>
-        <w:t>The latest observation's volume was 1,907,713 shares versus a 20-day average of 2,445,979 where available. Volume helps assess whether a price move attracted more or less participation, but data vendor conventions and block trades can affect the series. The report visualizes the one-year high/low context (₹2,744.30–₹3,839.90) and five-year maximum drawdown of -28.1%. Those extrema are historical, not formal support/resistance levels; chart-based levels are zones, not precise guarantees.</w:t>
+        <w:t>The latest observation's volume was 1,907,713 shares versus a 20-day average of 2,445,979 where available. Volume helps assess whether a price move attracted more or less participation, but data vendor conventions and block trades can affect the series. The one-year high/low context was ₹2,744.30–₹3,839.90; a rough recent 60-trading-day support/resistance proxy based on the last 90 calendar days is ₹2,744.30/₹3,534.60. The five-year maximum drawdown was -28.1%. These are historical zones, not precise guarantees or trade instructions.</w:t>
       </w:r>
     </w:p>
     <w:p>
@@ -1082,6 +1082,11 @@
     </w:p>
     <w:p>
       <w:r>
+        <w:t>[F6] Mahindra &amp; Mahindra audited FY26 consolidated balance sheet, in Q4 FY26 results PDF. Total assets, equity, current assets/liabilities and current/non-current borrowings at 31 March 2026 and 31 March 2025. URL: https://www.mahindra.com/sites/default/files/2026-05/Outcome%20of%20Board%20Meeting%20and%20Financial%20Results%20-%205th%20May%202026.pdf</w:t>
+      </w:r>
+    </w:p>
+    <w:p>
+      <w:r>
         <w:t>[T1] Yahoo Finance public historical market data interface (accessed at run time). Daily OHLCV data downloaded through yfinance; the script saves exact coverage metadata. Technical indicator results depend on the data source and observation date. URL: https://finance.yahoo.com/</w:t>
       </w:r>
     </w:p>
@@ -1092,7 +1097,7 @@
     </w:p>
     <w:p>
       <w:r>
-        <w:t>Market-data run timestamp: 2026-10-13T19:34:27+00:00; requested history 5y; observed price range 2021-10-13 to 2026-10-12. Exact tickers and observations are in outputs/run_metadata.json.</w:t>
+        <w:t>Market-data run timestamp: 2026-10-13T19:35:04+00:00; requested history 5y; observed price range 2021-10-13 to 2026-10-12. Exact tickers and observations are in outputs/run_metadata.json.</w:t>
       </w:r>
     </w:p>
     <w:sectPr>

--- a/task2-fundamental-technical-analysis/Fundamental_and_Technical_Analysis_Mahindra_Mahindra.docx
+++ b/task2-fundamental-technical-analysis/Fundamental_and_Technical_Analysis_Mahindra_Mahindra.docx
@@ -811,6 +811,195 @@
       </w:r>
     </w:p>
     <w:p>
+      <w:r>
+        <w:br w:type="page"/>
+      </w:r>
+    </w:p>
+    <w:p>
+      <w:pPr>
+        <w:pStyle w:val="Heading1"/>
+      </w:pPr>
+      <w:r>
+        <w:t>3.6 Fundamental visualizations</w:t>
+      </w:r>
+    </w:p>
+    <w:p>
+      <w:pPr>
+        <w:pStyle w:val="Heading2"/>
+        <w:keepNext/>
+      </w:pPr>
+      <w:r>
+        <w:t>Figure 1. Consolidated Income and Owner Profit</w:t>
+      </w:r>
+    </w:p>
+    <w:p>
+      <w:pPr>
+        <w:keepLines/>
+        <w:jc w:val="center"/>
+      </w:pPr>
+      <w:r>
+        <w:drawing>
+          <wp:inline xmlns:a="http://schemas.openxmlformats.org/drawingml/2006/main" xmlns:pic="http://schemas.openxmlformats.org/drawingml/2006/picture">
+            <wp:extent cx="5394960" cy="3300446"/>
+            <wp:docPr id="1" name="Picture 1"/>
+            <wp:cNvGraphicFramePr>
+              <a:graphicFrameLocks noChangeAspect="1"/>
+            </wp:cNvGraphicFramePr>
+            <a:graphic>
+              <a:graphicData uri="http://schemas.openxmlformats.org/drawingml/2006/picture">
+                <pic:pic>
+                  <pic:nvPicPr>
+                    <pic:cNvPr id="0" name="01_fundamental_revenue_profit.png"/>
+                    <pic:cNvPicPr/>
+                  </pic:nvPicPr>
+                  <pic:blipFill>
+                    <a:blip r:embed="rId9"/>
+                    <a:stretch>
+                      <a:fillRect/>
+                    </a:stretch>
+                  </pic:blipFill>
+                  <pic:spPr>
+                    <a:xfrm>
+                      <a:off x="0" y="0"/>
+                      <a:ext cx="5394960" cy="3300446"/>
+                    </a:xfrm>
+                    <a:prstGeom prst="rect"/>
+                  </pic:spPr>
+                </pic:pic>
+              </a:graphicData>
+            </a:graphic>
+          </wp:inline>
+        </w:drawing>
+      </w:r>
+    </w:p>
+    <w:p>
+      <w:pPr>
+        <w:keepLines/>
+      </w:pPr>
+      <w:r>
+        <w:t>Income from operations and profit attributable to owners both increased from FY25 to FY26. Read this together with margin changes; absolute growth alone does not explain returns or cash quality.</w:t>
+      </w:r>
+    </w:p>
+    <w:p>
+      <w:pPr>
+        <w:pStyle w:val="Heading2"/>
+        <w:keepNext/>
+      </w:pPr>
+      <w:r>
+        <w:t>Figure 2. EBITDA-Like and Owner PAT Margins</w:t>
+      </w:r>
+    </w:p>
+    <w:p>
+      <w:pPr>
+        <w:keepLines/>
+        <w:jc w:val="center"/>
+      </w:pPr>
+      <w:r>
+        <w:drawing>
+          <wp:inline xmlns:a="http://schemas.openxmlformats.org/drawingml/2006/main" xmlns:pic="http://schemas.openxmlformats.org/drawingml/2006/picture">
+            <wp:extent cx="5394960" cy="3300446"/>
+            <wp:docPr id="2" name="Picture 2"/>
+            <wp:cNvGraphicFramePr>
+              <a:graphicFrameLocks noChangeAspect="1"/>
+            </wp:cNvGraphicFramePr>
+            <a:graphic>
+              <a:graphicData uri="http://schemas.openxmlformats.org/drawingml/2006/picture">
+                <pic:pic>
+                  <pic:nvPicPr>
+                    <pic:cNvPr id="0" name="02_fundamental_margins.png"/>
+                    <pic:cNvPicPr/>
+                  </pic:nvPicPr>
+                  <pic:blipFill>
+                    <a:blip r:embed="rId10"/>
+                    <a:stretch>
+                      <a:fillRect/>
+                    </a:stretch>
+                  </pic:blipFill>
+                  <pic:spPr>
+                    <a:xfrm>
+                      <a:off x="0" y="0"/>
+                      <a:ext cx="5394960" cy="3300446"/>
+                    </a:xfrm>
+                    <a:prstGeom prst="rect"/>
+                  </pic:spPr>
+                </pic:pic>
+              </a:graphicData>
+            </a:graphic>
+          </wp:inline>
+        </w:drawing>
+      </w:r>
+    </w:p>
+    <w:p>
+      <w:pPr>
+        <w:keepLines/>
+      </w:pPr>
+      <w:r>
+        <w:t>The report's explicitly defined EBITDA-like margin eased slightly while owner PAT margin improved. This emphasizes why multiple profit measures are needed.</w:t>
+      </w:r>
+    </w:p>
+    <w:p>
+      <w:r>
+        <w:br w:type="page"/>
+      </w:r>
+    </w:p>
+    <w:p>
+      <w:pPr>
+        <w:pStyle w:val="Heading2"/>
+        <w:keepNext/>
+      </w:pPr>
+      <w:r>
+        <w:t>Figure 3. Operating Cash Flow and Capex</w:t>
+      </w:r>
+    </w:p>
+    <w:p>
+      <w:pPr>
+        <w:keepLines/>
+        <w:jc w:val="center"/>
+      </w:pPr>
+      <w:r>
+        <w:drawing>
+          <wp:inline xmlns:a="http://schemas.openxmlformats.org/drawingml/2006/main" xmlns:pic="http://schemas.openxmlformats.org/drawingml/2006/picture">
+            <wp:extent cx="5394960" cy="3300446"/>
+            <wp:docPr id="3" name="Picture 3"/>
+            <wp:cNvGraphicFramePr>
+              <a:graphicFrameLocks noChangeAspect="1"/>
+            </wp:cNvGraphicFramePr>
+            <a:graphic>
+              <a:graphicData uri="http://schemas.openxmlformats.org/drawingml/2006/picture">
+                <pic:pic>
+                  <pic:nvPicPr>
+                    <pic:cNvPr id="0" name="03_cashflow_capex.png"/>
+                    <pic:cNvPicPr/>
+                  </pic:nvPicPr>
+                  <pic:blipFill>
+                    <a:blip r:embed="rId11"/>
+                    <a:stretch>
+                      <a:fillRect/>
+                    </a:stretch>
+                  </pic:blipFill>
+                  <pic:spPr>
+                    <a:xfrm>
+                      <a:off x="0" y="0"/>
+                      <a:ext cx="5394960" cy="3300446"/>
+                    </a:xfrm>
+                    <a:prstGeom prst="rect"/>
+                  </pic:spPr>
+                </pic:pic>
+              </a:graphicData>
+            </a:graphic>
+          </wp:inline>
+        </w:drawing>
+      </w:r>
+    </w:p>
+    <w:p>
+      <w:pPr>
+        <w:keepLines/>
+      </w:pPr>
+      <w:r>
+        <w:t>Operating cash flow rose strongly and PPE/intangible capex eased. CFO less capex is only a simplified proxy because consolidated cash flows include financial-services movements.</w:t>
+      </w:r>
+    </w:p>
+    <w:p>
       <w:pPr>
         <w:pStyle w:val="Heading1"/>
       </w:pPr>
@@ -894,6 +1083,371 @@
     <w:p>
       <w:r>
         <w:t>Over the observed one-year window, M&amp;M price return was -18.7% and Nifty 50 was -11.4%; over three years, M&amp;M was 79.6% and Nifty 50 13.0%. For Maruti Suzuki, the one-year price return was -30.7%. These are window-specific price returns, not forecasts or total-return comparisons.</w:t>
+      </w:r>
+    </w:p>
+    <w:p>
+      <w:r>
+        <w:br w:type="page"/>
+      </w:r>
+    </w:p>
+    <w:p>
+      <w:pPr>
+        <w:pStyle w:val="Heading1"/>
+      </w:pPr>
+      <w:r>
+        <w:t>4.7 Technical visualizations</w:t>
+      </w:r>
+    </w:p>
+    <w:p>
+      <w:pPr>
+        <w:pStyle w:val="Heading2"/>
+        <w:keepNext/>
+      </w:pPr>
+      <w:r>
+        <w:t>Figure 4. M&amp;M Price Trend and Moving Averages</w:t>
+      </w:r>
+    </w:p>
+    <w:p>
+      <w:pPr>
+        <w:keepLines/>
+        <w:jc w:val="center"/>
+      </w:pPr>
+      <w:r>
+        <w:drawing>
+          <wp:inline xmlns:a="http://schemas.openxmlformats.org/drawingml/2006/main" xmlns:pic="http://schemas.openxmlformats.org/drawingml/2006/picture">
+            <wp:extent cx="5394960" cy="3129077"/>
+            <wp:docPr id="4" name="Picture 4"/>
+            <wp:cNvGraphicFramePr>
+              <a:graphicFrameLocks noChangeAspect="1"/>
+            </wp:cNvGraphicFramePr>
+            <a:graphic>
+              <a:graphicData uri="http://schemas.openxmlformats.org/drawingml/2006/picture">
+                <pic:pic>
+                  <pic:nvPicPr>
+                    <pic:cNvPr id="0" name="04_price_moving_averages.png"/>
+                    <pic:cNvPicPr/>
+                  </pic:nvPicPr>
+                  <pic:blipFill>
+                    <a:blip r:embed="rId12"/>
+                    <a:stretch>
+                      <a:fillRect/>
+                    </a:stretch>
+                  </pic:blipFill>
+                  <pic:spPr>
+                    <a:xfrm>
+                      <a:off x="0" y="0"/>
+                      <a:ext cx="5394960" cy="3129077"/>
+                    </a:xfrm>
+                    <a:prstGeom prst="rect"/>
+                  </pic:spPr>
+                </pic:pic>
+              </a:graphicData>
+            </a:graphic>
+          </wp:inline>
+        </w:drawing>
+      </w:r>
+    </w:p>
+    <w:p>
+      <w:pPr>
+        <w:keepLines/>
+      </w:pPr>
+      <w:r>
+        <w:t>The closing price is plotted with 20-, 50- and 200-day moving averages. The three averages provide short-, medium- and long-horizon trend context; they lag price and should not be used in isolation.</w:t>
+      </w:r>
+    </w:p>
+    <w:p>
+      <w:pPr>
+        <w:pStyle w:val="Heading2"/>
+        <w:keepNext/>
+      </w:pPr>
+      <w:r>
+        <w:t>Figure 5. RSI (14)</w:t>
+      </w:r>
+    </w:p>
+    <w:p>
+      <w:pPr>
+        <w:keepLines/>
+        <w:jc w:val="center"/>
+      </w:pPr>
+      <w:r>
+        <w:drawing>
+          <wp:inline xmlns:a="http://schemas.openxmlformats.org/drawingml/2006/main" xmlns:pic="http://schemas.openxmlformats.org/drawingml/2006/picture">
+            <wp:extent cx="5394960" cy="2319833"/>
+            <wp:docPr id="5" name="Picture 5"/>
+            <wp:cNvGraphicFramePr>
+              <a:graphicFrameLocks noChangeAspect="1"/>
+            </wp:cNvGraphicFramePr>
+            <a:graphic>
+              <a:graphicData uri="http://schemas.openxmlformats.org/drawingml/2006/picture">
+                <pic:pic>
+                  <pic:nvPicPr>
+                    <pic:cNvPr id="0" name="05_rsi14.png"/>
+                    <pic:cNvPicPr/>
+                  </pic:nvPicPr>
+                  <pic:blipFill>
+                    <a:blip r:embed="rId13"/>
+                    <a:stretch>
+                      <a:fillRect/>
+                    </a:stretch>
+                  </pic:blipFill>
+                  <pic:spPr>
+                    <a:xfrm>
+                      <a:off x="0" y="0"/>
+                      <a:ext cx="5394960" cy="2319833"/>
+                    </a:xfrm>
+                    <a:prstGeom prst="rect"/>
+                  </pic:spPr>
+                </pic:pic>
+              </a:graphicData>
+            </a:graphic>
+          </wp:inline>
+        </w:drawing>
+      </w:r>
+    </w:p>
+    <w:p>
+      <w:pPr>
+        <w:keepLines/>
+      </w:pPr>
+      <w:r>
+        <w:t>RSI near/below 30 is conventionally called oversold, but this is not a buy signal. Momentum indicators can remain depressed in strong downtrends.</w:t>
+      </w:r>
+    </w:p>
+    <w:p>
+      <w:r>
+        <w:br w:type="page"/>
+      </w:r>
+    </w:p>
+    <w:p>
+      <w:pPr>
+        <w:pStyle w:val="Heading2"/>
+        <w:keepNext/>
+      </w:pPr>
+      <w:r>
+        <w:t>Figure 6. MACD Momentum</w:t>
+      </w:r>
+    </w:p>
+    <w:p>
+      <w:pPr>
+        <w:keepLines/>
+        <w:jc w:val="center"/>
+      </w:pPr>
+      <w:r>
+        <w:drawing>
+          <wp:inline xmlns:a="http://schemas.openxmlformats.org/drawingml/2006/main" xmlns:pic="http://schemas.openxmlformats.org/drawingml/2006/picture">
+            <wp:extent cx="5394960" cy="2319833"/>
+            <wp:docPr id="6" name="Picture 6"/>
+            <wp:cNvGraphicFramePr>
+              <a:graphicFrameLocks noChangeAspect="1"/>
+            </wp:cNvGraphicFramePr>
+            <a:graphic>
+              <a:graphicData uri="http://schemas.openxmlformats.org/drawingml/2006/picture">
+                <pic:pic>
+                  <pic:nvPicPr>
+                    <pic:cNvPr id="0" name="06_macd.png"/>
+                    <pic:cNvPicPr/>
+                  </pic:nvPicPr>
+                  <pic:blipFill>
+                    <a:blip r:embed="rId14"/>
+                    <a:stretch>
+                      <a:fillRect/>
+                    </a:stretch>
+                  </pic:blipFill>
+                  <pic:spPr>
+                    <a:xfrm>
+                      <a:off x="0" y="0"/>
+                      <a:ext cx="5394960" cy="2319833"/>
+                    </a:xfrm>
+                    <a:prstGeom prst="rect"/>
+                  </pic:spPr>
+                </pic:pic>
+              </a:graphicData>
+            </a:graphic>
+          </wp:inline>
+        </w:drawing>
+      </w:r>
+    </w:p>
+    <w:p>
+      <w:pPr>
+        <w:keepLines/>
+      </w:pPr>
+      <w:r>
+        <w:t>The MACD line below its signal line indicates weaker recent momentum under this rule. False crosses occur, particularly when price is moving sideways.</w:t>
+      </w:r>
+    </w:p>
+    <w:p>
+      <w:pPr>
+        <w:pStyle w:val="Heading2"/>
+        <w:keepNext/>
+      </w:pPr>
+      <w:r>
+        <w:t>Figure 7. Bollinger Bands</w:t>
+      </w:r>
+    </w:p>
+    <w:p>
+      <w:pPr>
+        <w:keepLines/>
+        <w:jc w:val="center"/>
+      </w:pPr>
+      <w:r>
+        <w:drawing>
+          <wp:inline xmlns:a="http://schemas.openxmlformats.org/drawingml/2006/main" xmlns:pic="http://schemas.openxmlformats.org/drawingml/2006/picture">
+            <wp:extent cx="5394960" cy="2859329"/>
+            <wp:docPr id="7" name="Picture 7"/>
+            <wp:cNvGraphicFramePr>
+              <a:graphicFrameLocks noChangeAspect="1"/>
+            </wp:cNvGraphicFramePr>
+            <a:graphic>
+              <a:graphicData uri="http://schemas.openxmlformats.org/drawingml/2006/picture">
+                <pic:pic>
+                  <pic:nvPicPr>
+                    <pic:cNvPr id="0" name="07_bollinger_bands.png"/>
+                    <pic:cNvPicPr/>
+                  </pic:nvPicPr>
+                  <pic:blipFill>
+                    <a:blip r:embed="rId15"/>
+                    <a:stretch>
+                      <a:fillRect/>
+                    </a:stretch>
+                  </pic:blipFill>
+                  <pic:spPr>
+                    <a:xfrm>
+                      <a:off x="0" y="0"/>
+                      <a:ext cx="5394960" cy="2859329"/>
+                    </a:xfrm>
+                    <a:prstGeom prst="rect"/>
+                  </pic:spPr>
+                </pic:pic>
+              </a:graphicData>
+            </a:graphic>
+          </wp:inline>
+        </w:drawing>
+      </w:r>
+    </w:p>
+    <w:p>
+      <w:pPr>
+        <w:keepLines/>
+      </w:pPr>
+      <w:r>
+        <w:t>The band width describes recent volatility. A touch of a band is not by itself a reversal signal; price can track a band during a persistent trend.</w:t>
+      </w:r>
+    </w:p>
+    <w:p>
+      <w:r>
+        <w:br w:type="page"/>
+      </w:r>
+    </w:p>
+    <w:p>
+      <w:pPr>
+        <w:pStyle w:val="Heading2"/>
+        <w:keepNext/>
+      </w:pPr>
+      <w:r>
+        <w:t>Figure 8. Trading Volume</w:t>
+      </w:r>
+    </w:p>
+    <w:p>
+      <w:pPr>
+        <w:keepLines/>
+        <w:jc w:val="center"/>
+      </w:pPr>
+      <w:r>
+        <w:drawing>
+          <wp:inline xmlns:a="http://schemas.openxmlformats.org/drawingml/2006/main" xmlns:pic="http://schemas.openxmlformats.org/drawingml/2006/picture">
+            <wp:extent cx="5394960" cy="2373782"/>
+            <wp:docPr id="8" name="Picture 8"/>
+            <wp:cNvGraphicFramePr>
+              <a:graphicFrameLocks noChangeAspect="1"/>
+            </wp:cNvGraphicFramePr>
+            <a:graphic>
+              <a:graphicData uri="http://schemas.openxmlformats.org/drawingml/2006/picture">
+                <pic:pic>
+                  <pic:nvPicPr>
+                    <pic:cNvPr id="0" name="08_volume.png"/>
+                    <pic:cNvPicPr/>
+                  </pic:nvPicPr>
+                  <pic:blipFill>
+                    <a:blip r:embed="rId16"/>
+                    <a:stretch>
+                      <a:fillRect/>
+                    </a:stretch>
+                  </pic:blipFill>
+                  <pic:spPr>
+                    <a:xfrm>
+                      <a:off x="0" y="0"/>
+                      <a:ext cx="5394960" cy="2373782"/>
+                    </a:xfrm>
+                    <a:prstGeom prst="rect"/>
+                  </pic:spPr>
+                </pic:pic>
+              </a:graphicData>
+            </a:graphic>
+          </wp:inline>
+        </w:drawing>
+      </w:r>
+    </w:p>
+    <w:p>
+      <w:pPr>
+        <w:keepLines/>
+      </w:pPr>
+      <w:r>
+        <w:t>Volume is compared with its 20-session average to help assess participation behind moves. Single-day volume may be distorted by block trades or data-provider conventions.</w:t>
+      </w:r>
+    </w:p>
+    <w:p>
+      <w:pPr>
+        <w:pStyle w:val="Heading2"/>
+        <w:keepNext/>
+      </w:pPr>
+      <w:r>
+        <w:t>Figure 9. Three-Year Relative Price Performance</w:t>
+      </w:r>
+    </w:p>
+    <w:p>
+      <w:pPr>
+        <w:keepLines/>
+        <w:jc w:val="center"/>
+      </w:pPr>
+      <w:r>
+        <w:drawing>
+          <wp:inline xmlns:a="http://schemas.openxmlformats.org/drawingml/2006/main" xmlns:pic="http://schemas.openxmlformats.org/drawingml/2006/picture">
+            <wp:extent cx="5394960" cy="2967228"/>
+            <wp:docPr id="9" name="Picture 9"/>
+            <wp:cNvGraphicFramePr>
+              <a:graphicFrameLocks noChangeAspect="1"/>
+            </wp:cNvGraphicFramePr>
+            <a:graphic>
+              <a:graphicData uri="http://schemas.openxmlformats.org/drawingml/2006/picture">
+                <pic:pic>
+                  <pic:nvPicPr>
+                    <pic:cNvPr id="0" name="09_relative_performance.png"/>
+                    <pic:cNvPicPr/>
+                  </pic:nvPicPr>
+                  <pic:blipFill>
+                    <a:blip r:embed="rId17"/>
+                    <a:stretch>
+                      <a:fillRect/>
+                    </a:stretch>
+                  </pic:blipFill>
+                  <pic:spPr>
+                    <a:xfrm>
+                      <a:off x="0" y="0"/>
+                      <a:ext cx="5394960" cy="2967228"/>
+                    </a:xfrm>
+                    <a:prstGeom prst="rect"/>
+                  </pic:spPr>
+                </pic:pic>
+              </a:graphicData>
+            </a:graphic>
+          </wp:inline>
+        </w:drawing>
+      </w:r>
+    </w:p>
+    <w:p>
+      <w:pPr>
+        <w:keepLines/>
+      </w:pPr>
+      <w:r>
+        <w:t>M&amp;M, Maruti Suzuki and Nifty 50 are rebased to 100 for easier comparison. Different business mixes and the use of price returns limit direct conclusions.</w:t>
       </w:r>
     </w:p>
     <w:p>
@@ -1097,7 +1651,7 @@
     </w:p>
     <w:p>
       <w:r>
-        <w:t>Market-data run timestamp: 2026-10-13T19:35:04+00:00; requested history 5y; observed price range 2021-10-13 to 2026-10-12. Exact tickers and observations are in outputs/run_metadata.json.</w:t>
+        <w:t>Market-data run timestamp: 2026-10-13T19:37:03+00:00; requested history 5y; observed price range 2021-10-13 to 2026-10-12. Exact tickers and observations are in outputs/run_metadata.json.</w:t>
       </w:r>
     </w:p>
     <w:sectPr>

--- a/task2-fundamental-technical-analysis/Fundamental_and_Technical_Analysis_Mahindra_Mahindra.docx
+++ b/task2-fundamental-technical-analysis/Fundamental_and_Technical_Analysis_Mahindra_Mahindra.docx
@@ -811,13 +811,9 @@
       </w:r>
     </w:p>
     <w:p>
-      <w:r>
-        <w:br w:type="page"/>
-      </w:r>
-    </w:p>
-    <w:p>
       <w:pPr>
         <w:pStyle w:val="Heading1"/>
+        <w:keepNext/>
       </w:pPr>
       <w:r>
         <w:t>3.6 Fundamental visualizations</w:t>
@@ -1086,13 +1082,9 @@
       </w:r>
     </w:p>
     <w:p>
-      <w:r>
-        <w:br w:type="page"/>
-      </w:r>
-    </w:p>
-    <w:p>
       <w:pPr>
         <w:pStyle w:val="Heading1"/>
+        <w:keepNext/>
       </w:pPr>
       <w:r>
         <w:t>4.7 Technical visualizations</w:t>
@@ -1651,7 +1643,7 @@
     </w:p>
     <w:p>
       <w:r>
-        <w:t>Market-data run timestamp: 2026-10-13T19:37:03+00:00; requested history 5y; observed price range 2021-10-13 to 2026-10-12. Exact tickers and observations are in outputs/run_metadata.json.</w:t>
+        <w:t>Market-data run timestamp: 2026-10-13T19:38:57+00:00; requested history 5y; observed price range 2021-10-13 to 2026-10-12. Exact tickers and observations are in outputs/run_metadata.json.</w:t>
       </w:r>
     </w:p>
     <w:sectPr>

--- a/task2-fundamental-technical-analysis/Fundamental_and_Technical_Analysis_Mahindra_Mahindra.docx
+++ b/task2-fundamental-technical-analysis/Fundamental_and_Technical_Analysis_Mahindra_Mahindra.docx
@@ -934,11 +934,6 @@
       </w:r>
     </w:p>
     <w:p>
-      <w:r>
-        <w:br w:type="page"/>
-      </w:r>
-    </w:p>
-    <w:p>
       <w:pPr>
         <w:pStyle w:val="Heading2"/>
         <w:keepNext/>
@@ -1205,11 +1200,6 @@
       </w:r>
     </w:p>
     <w:p>
-      <w:r>
-        <w:br w:type="page"/>
-      </w:r>
-    </w:p>
-    <w:p>
       <w:pPr>
         <w:pStyle w:val="Heading2"/>
         <w:keepNext/>
@@ -1321,11 +1311,6 @@
       </w:pPr>
       <w:r>
         <w:t>The band width describes recent volatility. A touch of a band is not by itself a reversal signal; price can track a band during a persistent trend.</w:t>
-      </w:r>
-    </w:p>
-    <w:p>
-      <w:r>
-        <w:br w:type="page"/>
       </w:r>
     </w:p>
     <w:p>
@@ -1643,7 +1628,7 @@
     </w:p>
     <w:p>
       <w:r>
-        <w:t>Market-data run timestamp: 2026-10-13T19:38:57+00:00; requested history 5y; observed price range 2021-10-13 to 2026-10-12. Exact tickers and observations are in outputs/run_metadata.json.</w:t>
+        <w:t>Market-data run timestamp: 2026-10-13T19:40:39+00:00; requested history 5y; observed price range 2021-10-13 to 2026-10-12. Exact tickers and observations are in outputs/run_metadata.json.</w:t>
       </w:r>
     </w:p>
     <w:sectPr>

--- a/task2-fundamental-technical-analysis/Fundamental_and_Technical_Analysis_Mahindra_Mahindra.docx
+++ b/task2-fundamental-technical-analysis/Fundamental_and_Technical_Analysis_Mahindra_Mahindra.docx
@@ -175,6 +175,9 @@
         <w:gridCol w:w="3408"/>
       </w:tblGrid>
       <w:tr>
+        <w:trPr>
+          <w:tblHeader w:val="true"/>
+        </w:trPr>
         <w:tc>
           <w:tcPr>
             <w:tcW w:type="dxa" w:w="3408"/>
@@ -1628,7 +1631,7 @@
     </w:p>
     <w:p>
       <w:r>
-        <w:t>Market-data run timestamp: 2026-10-13T19:40:39+00:00; requested history 5y; observed price range 2021-10-13 to 2026-10-12. Exact tickers and observations are in outputs/run_metadata.json.</w:t>
+        <w:t>Market-data run timestamp: 2026-10-13T19:42:30+00:00; requested history 5y; observed price range 2021-10-13 to 2026-10-12. Exact tickers and observations are in outputs/run_metadata.json.</w:t>
       </w:r>
     </w:p>
     <w:sectPr>

--- a/task2-fundamental-technical-analysis/Fundamental_and_Technical_Analysis_Mahindra_Mahindra.docx
+++ b/task2-fundamental-technical-analysis/Fundamental_and_Technical_Analysis_Mahindra_Mahindra.docx
@@ -210,6 +210,9 @@
         </w:tc>
       </w:tr>
       <w:tr>
+        <w:trPr>
+          <w:cantSplit/>
+        </w:trPr>
         <w:tc>
           <w:tcPr>
             <w:tcW w:type="dxa" w:w="3408"/>
@@ -242,6 +245,9 @@
         </w:tc>
       </w:tr>
       <w:tr>
+        <w:trPr>
+          <w:cantSplit/>
+        </w:trPr>
         <w:tc>
           <w:tcPr>
             <w:tcW w:type="dxa" w:w="3408"/>
@@ -274,6 +280,9 @@
         </w:tc>
       </w:tr>
       <w:tr>
+        <w:trPr>
+          <w:cantSplit/>
+        </w:trPr>
         <w:tc>
           <w:tcPr>
             <w:tcW w:type="dxa" w:w="3408"/>
@@ -306,6 +315,9 @@
         </w:tc>
       </w:tr>
       <w:tr>
+        <w:trPr>
+          <w:cantSplit/>
+        </w:trPr>
         <w:tc>
           <w:tcPr>
             <w:tcW w:type="dxa" w:w="3408"/>
@@ -338,6 +350,9 @@
         </w:tc>
       </w:tr>
       <w:tr>
+        <w:trPr>
+          <w:cantSplit/>
+        </w:trPr>
         <w:tc>
           <w:tcPr>
             <w:tcW w:type="dxa" w:w="3408"/>
@@ -370,6 +385,9 @@
         </w:tc>
       </w:tr>
       <w:tr>
+        <w:trPr>
+          <w:cantSplit/>
+        </w:trPr>
         <w:tc>
           <w:tcPr>
             <w:tcW w:type="dxa" w:w="3408"/>
@@ -402,6 +420,9 @@
         </w:tc>
       </w:tr>
       <w:tr>
+        <w:trPr>
+          <w:cantSplit/>
+        </w:trPr>
         <w:tc>
           <w:tcPr>
             <w:tcW w:type="dxa" w:w="3408"/>
@@ -434,6 +455,9 @@
         </w:tc>
       </w:tr>
       <w:tr>
+        <w:trPr>
+          <w:cantSplit/>
+        </w:trPr>
         <w:tc>
           <w:tcPr>
             <w:tcW w:type="dxa" w:w="3408"/>
@@ -466,6 +490,9 @@
         </w:tc>
       </w:tr>
       <w:tr>
+        <w:trPr>
+          <w:cantSplit/>
+        </w:trPr>
         <w:tc>
           <w:tcPr>
             <w:tcW w:type="dxa" w:w="3408"/>
@@ -498,6 +525,9 @@
         </w:tc>
       </w:tr>
       <w:tr>
+        <w:trPr>
+          <w:cantSplit/>
+        </w:trPr>
         <w:tc>
           <w:tcPr>
             <w:tcW w:type="dxa" w:w="3408"/>
@@ -530,6 +560,9 @@
         </w:tc>
       </w:tr>
       <w:tr>
+        <w:trPr>
+          <w:cantSplit/>
+        </w:trPr>
         <w:tc>
           <w:tcPr>
             <w:tcW w:type="dxa" w:w="3408"/>
@@ -562,6 +595,9 @@
         </w:tc>
       </w:tr>
       <w:tr>
+        <w:trPr>
+          <w:cantSplit/>
+        </w:trPr>
         <w:tc>
           <w:tcPr>
             <w:tcW w:type="dxa" w:w="3408"/>
@@ -594,6 +630,9 @@
         </w:tc>
       </w:tr>
       <w:tr>
+        <w:trPr>
+          <w:cantSplit/>
+        </w:trPr>
         <w:tc>
           <w:tcPr>
             <w:tcW w:type="dxa" w:w="3408"/>
@@ -626,6 +665,9 @@
         </w:tc>
       </w:tr>
       <w:tr>
+        <w:trPr>
+          <w:cantSplit/>
+        </w:trPr>
         <w:tc>
           <w:tcPr>
             <w:tcW w:type="dxa" w:w="3408"/>
@@ -658,6 +700,9 @@
         </w:tc>
       </w:tr>
       <w:tr>
+        <w:trPr>
+          <w:cantSplit/>
+        </w:trPr>
         <w:tc>
           <w:tcPr>
             <w:tcW w:type="dxa" w:w="3408"/>
@@ -690,6 +735,9 @@
         </w:tc>
       </w:tr>
       <w:tr>
+        <w:trPr>
+          <w:cantSplit/>
+        </w:trPr>
         <w:tc>
           <w:tcPr>
             <w:tcW w:type="dxa" w:w="3408"/>
@@ -722,6 +770,9 @@
         </w:tc>
       </w:tr>
       <w:tr>
+        <w:trPr>
+          <w:cantSplit/>
+        </w:trPr>
         <w:tc>
           <w:tcPr>
             <w:tcW w:type="dxa" w:w="3408"/>
@@ -1631,7 +1682,7 @@
     </w:p>
     <w:p>
       <w:r>
-        <w:t>Market-data run timestamp: 2026-10-13T19:42:30+00:00; requested history 5y; observed price range 2021-10-13 to 2026-10-12. Exact tickers and observations are in outputs/run_metadata.json.</w:t>
+        <w:t>Market-data run timestamp: 2026-10-13T19:44:30+00:00; requested history 5y; observed price range 2021-10-13 to 2026-10-12. Exact tickers and observations are in outputs/run_metadata.json.</w:t>
       </w:r>
     </w:p>
     <w:sectPr>
